--- a/Year 1 - Fall 2026/Design Theory/The “Before” Critique Activity/TuanT_Before.docx
+++ b/Year 1 - Fall 2026/Design Theory/The “Before” Critique Activity/TuanT_Before.docx
@@ -3,14 +3,199 @@
 <w:document xmlns:wpc="http://schemas.microsoft.com/office/word/2010/wordprocessingCanvas" xmlns:cx="http://schemas.microsoft.com/office/drawing/2014/chartex" xmlns:cx1="http://schemas.microsoft.com/office/drawing/2015/9/8/chartex" xmlns:cx2="http://schemas.microsoft.com/office/drawing/2015/10/21/chartex" xmlns:cx3="http://schemas.microsoft.com/office/drawing/2016/5/9/chartex" xmlns:cx4="http://schemas.microsoft.com/office/drawing/2016/5/10/chartex" xmlns:cx5="http://schemas.microsoft.com/office/drawing/2016/5/11/chartex" xmlns:cx6="http://schemas.microsoft.com/office/drawing/2016/5/12/chartex" xmlns:cx7="http://schemas.microsoft.com/office/drawing/2016/5/13/chartex" xmlns:cx8="http://schemas.microsoft.com/office/drawing/2016/5/14/chartex" xmlns:mc="http://schemas.openxmlformats.org/markup-compatibility/2006" xmlns:aink="http://schemas.microsoft.com/office/drawing/2016/ink" xmlns:am3d="http://schemas.microsoft.com/office/drawing/2017/model3d" xmlns:o="urn:schemas-microsoft-com:office:office" xmlns:oel="http://schemas.microsoft.com/office/2019/extlst" xmlns:r="http://schemas.openxmlformats.org/officeDocument/2006/relationships" xmlns:m="http://schemas.openxmlformats.org/officeDocument/2006/math" xmlns:v="urn:schemas-microsoft-com:vml" xmlns:wp14="http://schemas.microsoft.com/office/word/2010/wordprocessingDrawing" xmlns:wp="http://schemas.openxmlformats.org/drawingml/2006/wordprocessingDrawing" xmlns:w10="urn:schemas-microsoft-com:office:word" xmlns:w="http://schemas.openxmlformats.org/wordprocessingml/2006/main" xmlns:w14="http://schemas.microsoft.com/office/word/2010/wordml" xmlns:w15="http://schemas.microsoft.com/office/word/2012/wordml" xmlns:w16cex="http://schemas.microsoft.com/office/word/2018/wordml/cex" xmlns:w16cid="http://schemas.microsoft.com/office/word/2016/wordml/cid" xmlns:w16="http://schemas.microsoft.com/office/word/2018/wordml" xmlns:w16du="http://schemas.microsoft.com/office/word/2023/wordml/word16du" xmlns:w16sdtdh="http://schemas.microsoft.com/office/word/2020/wordml/sdtdatahash" xmlns:w16sdtfl="http://schemas.microsoft.com/office/word/2024/wordml/sdtformatlock" xmlns:w16se="http://schemas.microsoft.com/office/word/2015/wordml/symex" xmlns:wpg="http://schemas.microsoft.com/office/word/2010/wordprocessingGroup" xmlns:wpi="http://schemas.microsoft.com/office/word/2010/wordprocessingInk" xmlns:wne="http://schemas.microsoft.com/office/word/2006/wordml" xmlns:wps="http://schemas.microsoft.com/office/word/2010/wordprocessingShape" mc:Ignorable="w14 w15 w16se w16cid w16 w16cex w16sdtdh w16sdtfl w16du wp14">
   <w:body>
     <w:p>
-      <w:r>
+      <w:pPr>
+        <w:jc w:val="both"/>
+        <w:rPr>
+          <w:sz w:val="28"/>
+          <w:szCs w:val="28"/>
+        </w:rPr>
+      </w:pPr>
+      <w:r>
+        <w:rPr>
+          <w:sz w:val="28"/>
+          <w:szCs w:val="28"/>
+        </w:rPr>
         <w:t>When I first saw the design, I got confused and lost because I didn't know where to look because there were so many graphics, mixed typography, and layers. Even after observing it for a while, I notice "The Beauty of Letterpress" because of the "u" was a ruler.</w:t>
       </w:r>
     </w:p>
-    <w:p/>
     <w:p>
-      <w:r>
+      <w:pPr>
+        <w:jc w:val="both"/>
+        <w:rPr>
+          <w:sz w:val="28"/>
+          <w:szCs w:val="28"/>
+        </w:rPr>
+      </w:pPr>
+    </w:p>
+    <w:p>
+      <w:pPr>
+        <w:jc w:val="both"/>
+        <w:rPr>
+          <w:sz w:val="28"/>
+          <w:szCs w:val="28"/>
+        </w:rPr>
+      </w:pPr>
+      <w:r>
+        <w:rPr>
+          <w:sz w:val="28"/>
+          <w:szCs w:val="28"/>
+        </w:rPr>
         <w:t>As had been mentioned above, I saw a lot of  graphics, mixed typography, and layers with different sizes, spacing, and order. Everything seems to randomly overlap each other, but the order looks like the main background color, red, and then black.</w:t>
+      </w:r>
+      <w:r>
+        <w:rPr>
+          <w:sz w:val="28"/>
+          <w:szCs w:val="28"/>
+          <w:lang w:val="vi-VN"/>
+        </w:rPr>
+        <w:t xml:space="preserve"> </w:t>
+      </w:r>
+      <w:r>
+        <w:rPr>
+          <w:sz w:val="28"/>
+          <w:szCs w:val="28"/>
+          <w:lang w:val="vi-VN"/>
+        </w:rPr>
+        <w:t xml:space="preserve">Everything looks equidistant from the </w:t>
+      </w:r>
+      <w:r>
+        <w:rPr>
+          <w:sz w:val="28"/>
+          <w:szCs w:val="28"/>
+          <w:lang w:val="vi-VN"/>
+        </w:rPr>
+        <w:t xml:space="preserve">edge, </w:t>
+      </w:r>
+      <w:r>
+        <w:rPr>
+          <w:sz w:val="28"/>
+          <w:szCs w:val="28"/>
+        </w:rPr>
+        <w:t>except for the fi</w:t>
+      </w:r>
+      <w:r>
+        <w:rPr>
+          <w:sz w:val="28"/>
+          <w:szCs w:val="28"/>
+        </w:rPr>
+        <w:t>v</w:t>
+      </w:r>
+      <w:r>
+        <w:rPr>
+          <w:sz w:val="28"/>
+          <w:szCs w:val="28"/>
+        </w:rPr>
+        <w:t xml:space="preserve">e rectangles near the right top cornern. I can’t get the idea behind it. </w:t>
+      </w:r>
+    </w:p>
+    <w:p>
+      <w:pPr>
+        <w:jc w:val="both"/>
+        <w:rPr>
+          <w:sz w:val="28"/>
+          <w:szCs w:val="28"/>
+        </w:rPr>
+      </w:pPr>
+    </w:p>
+    <w:p>
+      <w:pPr>
+        <w:jc w:val="both"/>
+        <w:rPr>
+          <w:sz w:val="28"/>
+          <w:szCs w:val="28"/>
+        </w:rPr>
+      </w:pPr>
+      <w:r>
+        <w:rPr>
+          <w:sz w:val="28"/>
+          <w:szCs w:val="28"/>
+        </w:rPr>
+        <w:t>The first thing I saw was the letter A inside a black rectangle, then the red puddle and the semi gear, but the background colour attracted me the most because it made me think of old paper. It even has a few fading white spots that haven't been effected by the time yet, or maybe I was delusional. All of this cause nostalgic.</w:t>
+      </w:r>
+    </w:p>
+    <w:p>
+      <w:pPr>
+        <w:jc w:val="both"/>
+        <w:rPr>
+          <w:sz w:val="28"/>
+          <w:szCs w:val="28"/>
+        </w:rPr>
+      </w:pPr>
+    </w:p>
+    <w:p>
+      <w:pPr>
+        <w:jc w:val="both"/>
+        <w:rPr>
+          <w:sz w:val="28"/>
+          <w:szCs w:val="28"/>
+        </w:rPr>
+      </w:pPr>
+      <w:r>
+        <w:rPr>
+          <w:sz w:val="28"/>
+          <w:szCs w:val="28"/>
+        </w:rPr>
+        <w:t>The background colour and the random dimming white spots caught my eyes. I also like the font of the "Limited Edition Print" because it looks modern and a bit of luxury and it was centred.</w:t>
+      </w:r>
+      <w:r>
+        <w:rPr>
+          <w:sz w:val="28"/>
+          <w:szCs w:val="28"/>
+        </w:rPr>
+        <w:t xml:space="preserve"> The </w:t>
+      </w:r>
+      <w:r>
+        <w:rPr>
+          <w:sz w:val="28"/>
+          <w:szCs w:val="28"/>
+        </w:rPr>
+        <w:t xml:space="preserve"> On the other hand, I don't like the way the graphics, mixed typography make the sentence "Beauty of Letterpress" because it was random and not in the centre, and it has a lot of fonts.</w:t>
+      </w:r>
+      <w:r>
+        <w:rPr>
+          <w:sz w:val="28"/>
+          <w:szCs w:val="28"/>
+        </w:rPr>
+        <w:t xml:space="preserve"> Plus,</w:t>
+      </w:r>
+      <w:r>
+        <w:rPr>
+          <w:sz w:val="28"/>
+          <w:szCs w:val="28"/>
+        </w:rPr>
+        <w:t xml:space="preserve"> the five rectangles near the right top cornern</w:t>
+      </w:r>
+      <w:r>
+        <w:rPr>
+          <w:sz w:val="28"/>
+          <w:szCs w:val="28"/>
+        </w:rPr>
+        <w:t>.</w:t>
+      </w:r>
+    </w:p>
+    <w:p>
+      <w:pPr>
+        <w:jc w:val="both"/>
+        <w:rPr>
+          <w:sz w:val="28"/>
+          <w:szCs w:val="28"/>
+        </w:rPr>
+      </w:pPr>
+    </w:p>
+    <w:p>
+      <w:pPr>
+        <w:jc w:val="both"/>
+        <w:rPr>
+          <w:sz w:val="28"/>
+          <w:szCs w:val="28"/>
+        </w:rPr>
+      </w:pPr>
+      <w:r>
+        <w:rPr>
+          <w:sz w:val="28"/>
+          <w:szCs w:val="28"/>
+        </w:rPr>
+        <w:t>I think the message would be the diversity and nostalgic of letterpress products due to the background colour, the random fonts and graphics. </w:t>
       </w:r>
     </w:p>
     <w:p/>
